--- a/docs/Label_Reader_Proposal.docx
+++ b/docs/Label_Reader_Proposal.docx
@@ -47,8 +47,20 @@
           <w:sz w:val="28"/>
           <w:szCs w:val="28"/>
         </w:rPr>
-        <w:t>An AI-assisted garment label reading and reporting system</w:t>
-      </w:r>
+        <w:t xml:space="preserve">An AI-assisted garment label reading and reporting </w:t>
+      </w:r>
+      <w:proofErr w:type="gramStart"/>
+      <w:r>
+        <w:rPr>
+          <w:i/>
+          <w:iCs/>
+          <w:color w:val="595959"/>
+          <w:sz w:val="28"/>
+          <w:szCs w:val="28"/>
+        </w:rPr>
+        <w:t>system</w:t>
+      </w:r>
+      <w:proofErr w:type="gramEnd"/>
     </w:p>
     <w:p>
       <w:pPr>
@@ -59,7 +71,13 @@
         <w:rPr>
           <w:color w:val="595959"/>
         </w:rPr>
-        <w:t>Prepared for: [Client Company Name]</w:t>
+        <w:t xml:space="preserve">Prepared for: </w:t>
+      </w:r>
+      <w:r>
+        <w:rPr>
+          <w:color w:val="595959"/>
+        </w:rPr>
+        <w:t>Ms. Khodanian</w:t>
       </w:r>
     </w:p>
     <w:p>
@@ -78,6 +96,12 @@
           <w:color w:val="595959"/>
         </w:rPr>
         <w:t>Ali Va</w:t>
+      </w:r>
+      <w:r>
+        <w:rPr>
+          <w:color w:val="595959"/>
+        </w:rPr>
+        <w:t xml:space="preserve"> (ali.vakilzadeh@gmail.com)</w:t>
       </w:r>
     </w:p>
     <w:p>
@@ -135,7 +159,21 @@
         <w:rPr>
           <w:color w:val="000000"/>
         </w:rPr>
-        <w:t>Every incoming shipment arrives as bulk bundles of mixed garments — different brands, origins, materials and sizes. Today, recording this information is an entirely manual chain of work:</w:t>
+        <w:t xml:space="preserve">Every incoming shipment arrives as bulk bundles of mixed garments — different brands, origins, </w:t>
+      </w:r>
+      <w:proofErr w:type="gramStart"/>
+      <w:r>
+        <w:rPr>
+          <w:color w:val="000000"/>
+        </w:rPr>
+        <w:t>materials</w:t>
+      </w:r>
+      <w:proofErr w:type="gramEnd"/>
+      <w:r>
+        <w:rPr>
+          <w:color w:val="000000"/>
+        </w:rPr>
+        <w:t xml:space="preserve"> and sizes. Today, recording this information is an entirely manual chain of work:</w:t>
       </w:r>
     </w:p>
     <w:p>
@@ -441,6 +479,12 @@
     <w:p>
       <w:pPr>
         <w:pStyle w:val="Heading2"/>
+        <w:pBdr>
+          <w:top w:val="single" w:sz="4" w:space="1" w:color="auto"/>
+          <w:left w:val="single" w:sz="4" w:space="4" w:color="auto"/>
+          <w:bottom w:val="single" w:sz="4" w:space="1" w:color="auto"/>
+          <w:right w:val="single" w:sz="4" w:space="4" w:color="auto"/>
+        </w:pBdr>
         <w:spacing w:before="260" w:after="140"/>
       </w:pPr>
       <w:r>
@@ -531,25 +575,7 @@
         <w:rPr>
           <w:color w:val="000000"/>
         </w:rPr>
-        <w:t xml:space="preserve">PWA: </w:t>
-      </w:r>
-      <w:r>
-        <w:rPr>
-          <w:color w:val="000000"/>
-        </w:rPr>
-        <w:t xml:space="preserve">Runs on any phone (Android or iPhone) — no app installation or updates </w:t>
-      </w:r>
-      <w:r>
-        <w:rPr>
-          <w:color w:val="000000"/>
-        </w:rPr>
-        <w:t>needed</w:t>
-      </w:r>
-      <w:r>
-        <w:rPr>
-          <w:color w:val="000000"/>
-        </w:rPr>
-        <w:t>.</w:t>
+        <w:t>PWA: Runs on any phone (Android or iPhone) — no app installation or updates needed.</w:t>
       </w:r>
     </w:p>
     <w:p>
@@ -616,7 +642,21 @@
         <w:rPr>
           <w:color w:val="000000"/>
         </w:rPr>
-        <w:t>Requires a working internet connection at the moment of scanning — if the connection drops, work pauses.</w:t>
+        <w:t xml:space="preserve">Requires a working internet connection </w:t>
+      </w:r>
+      <w:proofErr w:type="gramStart"/>
+      <w:r>
+        <w:rPr>
+          <w:color w:val="000000"/>
+        </w:rPr>
+        <w:t>at the moment</w:t>
+      </w:r>
+      <w:proofErr w:type="gramEnd"/>
+      <w:r>
+        <w:rPr>
+          <w:color w:val="000000"/>
+        </w:rPr>
+        <w:t xml:space="preserve"> of scanning — if the connection drops, work pauses.</w:t>
       </w:r>
     </w:p>
     <w:p>
@@ -716,6 +756,12 @@
     <w:p>
       <w:pPr>
         <w:pStyle w:val="Heading2"/>
+        <w:pBdr>
+          <w:top w:val="single" w:sz="4" w:space="1" w:color="auto"/>
+          <w:left w:val="single" w:sz="4" w:space="4" w:color="auto"/>
+          <w:bottom w:val="single" w:sz="4" w:space="1" w:color="auto"/>
+          <w:right w:val="single" w:sz="4" w:space="4" w:color="auto"/>
+        </w:pBdr>
         <w:spacing w:before="260" w:after="140"/>
       </w:pPr>
       <w:r>
@@ -764,7 +810,21 @@
         <w:rPr>
           <w:color w:val="000000"/>
         </w:rPr>
-        <w:t>A dedicated Android app is installed on the operators' phones, giving full control of the camera and a faster scanning flow. Crucially, the app keeps working even when the internet fails: scans are stored on the phone and sent automatically when the connection returns. Bundles can be tagged with a barcode so every garment is linked to its shipment.</w:t>
+        <w:t xml:space="preserve">A dedicated Android app is installed on the operators' phones, giving full control of the camera and a faster scanning flow. Crucially, the app keeps working even when the internet fails: scans are stored on the phone and sent automatically when the connection returns. Bundles can be tagged with a </w:t>
+      </w:r>
+      <w:proofErr w:type="gramStart"/>
+      <w:r>
+        <w:rPr>
+          <w:color w:val="000000"/>
+        </w:rPr>
+        <w:t>barcode</w:t>
+      </w:r>
+      <w:proofErr w:type="gramEnd"/>
+      <w:r>
+        <w:rPr>
+          <w:color w:val="000000"/>
+        </w:rPr>
+        <w:t xml:space="preserve"> so every garment is linked to its shipment.</w:t>
       </w:r>
     </w:p>
     <w:p>
@@ -865,7 +925,21 @@
         <w:rPr>
           <w:color w:val="000000"/>
         </w:rPr>
-        <w:t>Live overview for supervisors: see today's progress without asking anyone.</w:t>
+        <w:t xml:space="preserve">Live overview for supervisors: </w:t>
+      </w:r>
+      <w:proofErr w:type="gramStart"/>
+      <w:r>
+        <w:rPr>
+          <w:color w:val="000000"/>
+        </w:rPr>
+        <w:t>see</w:t>
+      </w:r>
+      <w:proofErr w:type="gramEnd"/>
+      <w:r>
+        <w:rPr>
+          <w:color w:val="000000"/>
+        </w:rPr>
+        <w:t xml:space="preserve"> today's progress without asking anyone.</w:t>
       </w:r>
     </w:p>
     <w:p>
@@ -992,109 +1066,6 @@
     </w:p>
     <w:p>
       <w:pPr>
-        <w:pStyle w:val="Heading2"/>
-        <w:spacing w:before="260" w:after="140"/>
-      </w:pPr>
-      <w:r>
-        <w:rPr>
-          <w:b/>
-          <w:bCs/>
-          <w:color w:val="1F3A5F"/>
-        </w:rPr>
-        <w:t>Option C — Enterprise</w:t>
-      </w:r>
-    </w:p>
-    <w:p>
-      <w:pPr>
-        <w:spacing w:after="120"/>
-      </w:pPr>
-      <w:r>
-        <w:rPr>
-          <w:i/>
-          <w:iCs/>
-          <w:color w:val="2C7A7B"/>
-        </w:rPr>
-        <w:t>“A platform that grows with the business — and an AI that learns your labels.”</w:t>
-      </w:r>
-    </w:p>
-    <w:p>
-      <w:pPr>
-        <w:spacing w:after="160"/>
-      </w:pPr>
-      <w:r>
-        <w:rPr>
-          <w:color w:val="000000"/>
-        </w:rPr>
-        <w:t>Everything in Option B, extended into a company platform: an analytics dashboard (garments per day, mix per shipment, operator throughput), scheduled reports delivered by email, a full audit trail of every edit, and integration hooks to push data directly into your ERP or accounting software. It supports multiple warehouses and an unlimited number of operators.</w:t>
-      </w:r>
-    </w:p>
-    <w:p>
-      <w:pPr>
-        <w:spacing w:after="160"/>
-      </w:pPr>
-      <w:r>
-        <w:rPr>
-          <w:color w:val="000000"/>
-        </w:rPr>
-        <w:t xml:space="preserve">Option C also unlocks a unique long-term advantage: every photo and every operator correction can be collected (with your permission) to periodically train a custom AI model on your specific brands and label styles. With each training cycle, accuracy climbs and the review step shrinks — from checking every field toward a simple one-tap confirmation. While no AI system can honestly promise 100% accuracy, this </w:t>
-      </w:r>
-      <w:r>
-        <w:rPr>
-          <w:color w:val="000000"/>
-        </w:rPr>
-        <w:t>session</w:t>
-      </w:r>
-      <w:r>
-        <w:rPr>
-          <w:color w:val="000000"/>
-        </w:rPr>
-        <w:t xml:space="preserve"> steadily reduces operator time per garment and raises daily capacity without adding staff.</w:t>
-      </w:r>
-    </w:p>
-    <w:p>
-      <w:pPr>
-        <w:spacing w:after="200"/>
-      </w:pPr>
-      <w:r>
-        <w:rPr>
-          <w:i/>
-          <w:iCs/>
-          <w:color w:val="595959"/>
-        </w:rPr>
-        <w:t xml:space="preserve">Best suited </w:t>
-      </w:r>
-      <w:r>
-        <w:rPr>
-          <w:i/>
-          <w:iCs/>
-          <w:color w:val="595959"/>
-        </w:rPr>
-        <w:t xml:space="preserve">if you are </w:t>
-      </w:r>
-      <w:r>
-        <w:rPr>
-          <w:i/>
-          <w:iCs/>
-          <w:color w:val="595959"/>
-        </w:rPr>
-        <w:t>planning to scale volume, add warehouses, or connect intake data to wider business systems.</w:t>
-      </w:r>
-    </w:p>
-    <w:p>
-      <w:pPr>
-        <w:spacing w:after="80"/>
-      </w:pPr>
-      <w:r>
-        <w:rPr>
-          <w:b/>
-          <w:bCs/>
-          <w:color w:val="2C7A7B"/>
-        </w:rPr>
-        <w:t>Advantages for your team</w:t>
-      </w:r>
-    </w:p>
-    <w:p>
-      <w:pPr>
         <w:pStyle w:val="ListParagraph"/>
         <w:numPr>
           <w:ilvl w:val="0"/>
@@ -1103,10 +1074,130 @@
         <w:spacing w:after="100"/>
       </w:pPr>
       <w:r>
-        <w:rPr>
-          <w:color w:val="000000"/>
-        </w:rPr>
-        <w:t>All the day-to-day benefits of Option B.</w:t>
+        <w:t>The developer will provide 1 year of VPS subscription with basic CPU/RAM/HDD requirements. Additions &amp; Extensions to be provided by client. Client may choose the VPS provider before commencement prior to project final deployment.</w:t>
+      </w:r>
+    </w:p>
+    <w:p>
+      <w:pPr>
+        <w:pStyle w:val="Heading2"/>
+        <w:pBdr>
+          <w:top w:val="single" w:sz="4" w:space="1" w:color="auto"/>
+          <w:left w:val="single" w:sz="4" w:space="4" w:color="auto"/>
+          <w:bottom w:val="single" w:sz="4" w:space="1" w:color="auto"/>
+          <w:right w:val="single" w:sz="4" w:space="4" w:color="auto"/>
+        </w:pBdr>
+        <w:spacing w:before="260" w:after="140"/>
+      </w:pPr>
+      <w:r>
+        <w:rPr>
+          <w:b/>
+          <w:bCs/>
+          <w:color w:val="1F3A5F"/>
+        </w:rPr>
+        <w:t>Option C — Enterprise</w:t>
+      </w:r>
+    </w:p>
+    <w:p>
+      <w:pPr>
+        <w:spacing w:after="120"/>
+      </w:pPr>
+      <w:r>
+        <w:rPr>
+          <w:i/>
+          <w:iCs/>
+          <w:color w:val="2C7A7B"/>
+        </w:rPr>
+        <w:t>“A platform that grows with the business — and an AI that learns your labels.”</w:t>
+      </w:r>
+    </w:p>
+    <w:p>
+      <w:pPr>
+        <w:spacing w:after="160"/>
+      </w:pPr>
+      <w:r>
+        <w:rPr>
+          <w:color w:val="000000"/>
+        </w:rPr>
+        <w:t>Everything in Option B, extended into a company platform: an analytics dashboard (garments per day, mix per shipment, operator throughput), scheduled reports delivered by email, a full audit trail of every edit, and integration hooks to push data directly into your ERP or accounting software. It supports multiple warehouses and an unlimited number of operators.</w:t>
+      </w:r>
+    </w:p>
+    <w:p>
+      <w:pPr>
+        <w:spacing w:after="160"/>
+      </w:pPr>
+      <w:r>
+        <w:rPr>
+          <w:color w:val="000000"/>
+        </w:rPr>
+        <w:t xml:space="preserve">Option C also unlocks a unique long-term advantage: every photo and every operator correction can be collected (with your permission) to periodically train a custom AI model on your specific brands and label styles. With each training cycle, accuracy </w:t>
+      </w:r>
+      <w:proofErr w:type="gramStart"/>
+      <w:r>
+        <w:rPr>
+          <w:color w:val="000000"/>
+        </w:rPr>
+        <w:t>climbs</w:t>
+      </w:r>
+      <w:proofErr w:type="gramEnd"/>
+      <w:r>
+        <w:rPr>
+          <w:color w:val="000000"/>
+        </w:rPr>
+        <w:t xml:space="preserve"> and the review step shrinks — from checking every field toward a simple one-tap confirmation. While no AI system can honestly promise 100% accuracy, this </w:t>
+      </w:r>
+      <w:r>
+        <w:rPr>
+          <w:color w:val="000000"/>
+        </w:rPr>
+        <w:t>session</w:t>
+      </w:r>
+      <w:r>
+        <w:rPr>
+          <w:color w:val="000000"/>
+        </w:rPr>
+        <w:t xml:space="preserve"> steadily reduces operator time per garment and raises daily capacity without adding staff.</w:t>
+      </w:r>
+    </w:p>
+    <w:p>
+      <w:pPr>
+        <w:spacing w:after="200"/>
+      </w:pPr>
+      <w:r>
+        <w:rPr>
+          <w:i/>
+          <w:iCs/>
+          <w:color w:val="595959"/>
+        </w:rPr>
+        <w:t xml:space="preserve">Best suited </w:t>
+      </w:r>
+      <w:r>
+        <w:rPr>
+          <w:i/>
+          <w:iCs/>
+          <w:color w:val="595959"/>
+        </w:rPr>
+        <w:t xml:space="preserve">if you are </w:t>
+      </w:r>
+      <w:r>
+        <w:rPr>
+          <w:i/>
+          <w:iCs/>
+          <w:color w:val="595959"/>
+        </w:rPr>
+        <w:t>planning to scale volume, add warehouses, or connect intake data to wider business systems.</w:t>
+      </w:r>
+    </w:p>
+    <w:p>
+      <w:pPr>
+        <w:spacing w:after="80"/>
+      </w:pPr>
+      <w:r>
+        <w:rPr>
+          <w:b/>
+          <w:bCs/>
+          <w:color w:val="2C7A7B"/>
+        </w:rPr>
+        <w:t>Advantages for your team</w:t>
       </w:r>
     </w:p>
     <w:p>
@@ -1118,11 +1209,19 @@
         </w:numPr>
         <w:spacing w:after="100"/>
       </w:pPr>
-      <w:r>
-        <w:rPr>
-          <w:color w:val="000000"/>
-        </w:rPr>
-        <w:t>Management visibility: trends, throughput and error statistics at a glance.</w:t>
+      <w:proofErr w:type="gramStart"/>
+      <w:r>
+        <w:rPr>
+          <w:color w:val="000000"/>
+        </w:rPr>
+        <w:t>All the day</w:t>
+      </w:r>
+      <w:proofErr w:type="gramEnd"/>
+      <w:r>
+        <w:rPr>
+          <w:color w:val="000000"/>
+        </w:rPr>
+        <w:t>-to-day benefits of Option B.</w:t>
       </w:r>
     </w:p>
     <w:p>
@@ -1138,7 +1237,21 @@
         <w:rPr>
           <w:color w:val="000000"/>
         </w:rPr>
-        <w:t>Reports arrive by themselves — scheduled and emailed automatically.</w:t>
+        <w:t xml:space="preserve">Management visibility: trends, </w:t>
+      </w:r>
+      <w:proofErr w:type="gramStart"/>
+      <w:r>
+        <w:rPr>
+          <w:color w:val="000000"/>
+        </w:rPr>
+        <w:t>throughput</w:t>
+      </w:r>
+      <w:proofErr w:type="gramEnd"/>
+      <w:r>
+        <w:rPr>
+          <w:color w:val="000000"/>
+        </w:rPr>
+        <w:t xml:space="preserve"> and error statistics at a glance.</w:t>
       </w:r>
     </w:p>
     <w:p>
@@ -1154,7 +1267,7 @@
         <w:rPr>
           <w:color w:val="000000"/>
         </w:rPr>
-        <w:t>Connects to your existing business software — no re-typing anywhere in the company.</w:t>
+        <w:t>Reports arrive by themselves — scheduled and emailed automatically.</w:t>
       </w:r>
     </w:p>
     <w:p>
@@ -1170,21 +1283,7 @@
         <w:rPr>
           <w:color w:val="000000"/>
         </w:rPr>
-        <w:t xml:space="preserve">The AI improvement </w:t>
-      </w:r>
-      <w:proofErr w:type="spellStart"/>
-      <w:r>
-        <w:rPr>
-          <w:color w:val="000000"/>
-        </w:rPr>
-        <w:t>programme</w:t>
-      </w:r>
-      <w:proofErr w:type="spellEnd"/>
-      <w:r>
-        <w:rPr>
-          <w:color w:val="000000"/>
-        </w:rPr>
-        <w:t xml:space="preserve"> makes the system faster and more accurate every quarter, using your own data.</w:t>
+        <w:t>Connects to your existing business software — no re-typing anywhere in the company.</w:t>
       </w:r>
     </w:p>
     <w:p>
@@ -1200,20 +1299,21 @@
         <w:rPr>
           <w:color w:val="000000"/>
         </w:rPr>
-        <w:t>Full audit trail — every change is recorded, ideal for compliance.</w:t>
-      </w:r>
-    </w:p>
-    <w:p>
-      <w:pPr>
-        <w:spacing w:before="120" w:after="80"/>
-      </w:pPr>
-      <w:r>
-        <w:rPr>
-          <w:b/>
-          <w:bCs/>
-          <w:color w:val="595959"/>
-        </w:rPr>
-        <w:t>Limitations to be aware of</w:t>
+        <w:t xml:space="preserve">The AI improvement </w:t>
+      </w:r>
+      <w:proofErr w:type="spellStart"/>
+      <w:r>
+        <w:rPr>
+          <w:color w:val="000000"/>
+        </w:rPr>
+        <w:t>programme</w:t>
+      </w:r>
+      <w:proofErr w:type="spellEnd"/>
+      <w:r>
+        <w:rPr>
+          <w:color w:val="000000"/>
+        </w:rPr>
+        <w:t xml:space="preserve"> makes the system faster and more accurate every quarter, using your own data.</w:t>
       </w:r>
     </w:p>
     <w:p>
@@ -1229,7 +1329,20 @@
         <w:rPr>
           <w:color w:val="000000"/>
         </w:rPr>
-        <w:t>The largest investment and the longest delivery time.</w:t>
+        <w:t>Full audit trail — every change is recorded, ideal for compliance.</w:t>
+      </w:r>
+    </w:p>
+    <w:p>
+      <w:pPr>
+        <w:spacing w:before="120" w:after="80"/>
+      </w:pPr>
+      <w:r>
+        <w:rPr>
+          <w:b/>
+          <w:bCs/>
+          <w:color w:val="595959"/>
+        </w:rPr>
+        <w:t>Limitations to be aware of</w:t>
       </w:r>
     </w:p>
     <w:p>
@@ -1245,19 +1358,7 @@
         <w:rPr>
           <w:color w:val="000000"/>
         </w:rPr>
-        <w:t xml:space="preserve">The AI improvement </w:t>
-      </w:r>
-      <w:r>
-        <w:rPr>
-          <w:color w:val="000000"/>
-        </w:rPr>
-        <w:t>session</w:t>
-      </w:r>
-      <w:r>
-        <w:rPr>
-          <w:color w:val="000000"/>
-        </w:rPr>
-        <w:t xml:space="preserve"> is a recurring effort (per training cycle), not a one-time purchase.</w:t>
+        <w:t>The largest investment and the longest delivery time.</w:t>
       </w:r>
     </w:p>
     <w:p>
@@ -1273,7 +1374,19 @@
         <w:rPr>
           <w:color w:val="000000"/>
         </w:rPr>
-        <w:t>Most valuable when volumes grow — at today's volume some features may be ahead of need.</w:t>
+        <w:t xml:space="preserve">The AI improvement </w:t>
+      </w:r>
+      <w:r>
+        <w:rPr>
+          <w:color w:val="000000"/>
+        </w:rPr>
+        <w:t>session</w:t>
+      </w:r>
+      <w:r>
+        <w:rPr>
+          <w:color w:val="000000"/>
+        </w:rPr>
+        <w:t xml:space="preserve"> is a recurring effort (per training cycle), not a one-time purchase.</w:t>
       </w:r>
     </w:p>
     <w:p>
@@ -1285,7 +1398,27 @@
         </w:numPr>
         <w:spacing w:after="100"/>
       </w:pPr>
-    </w:p>
+      <w:r>
+        <w:rPr>
+          <w:color w:val="000000"/>
+        </w:rPr>
+        <w:t>Most valuable when volumes grow — at today's volume some features may be ahead of need.</w:t>
+      </w:r>
+    </w:p>
+    <w:p>
+      <w:pPr>
+        <w:pStyle w:val="ListParagraph"/>
+        <w:numPr>
+          <w:ilvl w:val="0"/>
+          <w:numId w:val="4"/>
+        </w:numPr>
+        <w:spacing w:after="100"/>
+      </w:pPr>
+      <w:r>
+        <w:t>The developer will provide 1 year of VPS subscription with basic CPU/RAM/HDD requirements. Additions &amp; Extensions to be provided by client. Client may choose the VPS provider before commencement prior to project final deployment.</w:t>
+      </w:r>
+    </w:p>
+    <w:p/>
     <w:p>
       <w:r>
         <w:br w:type="page"/>
@@ -1308,7 +1441,7 @@
     </w:p>
     <w:tbl>
       <w:tblPr>
-        <w:tblW w:w="9360" w:type="dxa"/>
+        <w:tblW w:w="9480" w:type="dxa"/>
         <w:tblBorders>
           <w:top w:val="single" w:sz="4" w:space="0" w:color="D9E2EC"/>
           <w:left w:val="single" w:sz="4" w:space="0" w:color="D9E2EC"/>
@@ -1324,21 +1457,15 @@
         <w:tblLook w:val="04A0" w:firstRow="1" w:lastRow="0" w:firstColumn="1" w:lastColumn="0" w:noHBand="0" w:noVBand="1"/>
       </w:tblPr>
       <w:tblGrid>
-        <w:gridCol w:w="3200"/>
-        <w:gridCol w:w="2000"/>
-        <w:gridCol w:w="2000"/>
+        <w:gridCol w:w="2605"/>
         <w:gridCol w:w="2160"/>
+        <w:gridCol w:w="2430"/>
+        <w:gridCol w:w="2285"/>
       </w:tblGrid>
       <w:tr>
-        <w:tblPrEx>
-          <w:tblCellMar>
-            <w:top w:w="0" w:type="dxa"/>
-            <w:bottom w:w="0" w:type="dxa"/>
-          </w:tblCellMar>
-        </w:tblPrEx>
-        <w:tc>
-          <w:tcPr>
-            <w:tcW w:w="3200" w:type="dxa"/>
+        <w:tc>
+          <w:tcPr>
+            <w:tcW w:w="2605" w:type="dxa"/>
             <w:shd w:val="clear" w:color="auto" w:fill="1F3A5F"/>
             <w:tcMar>
               <w:top w:w="80" w:type="dxa"/>
@@ -1366,7 +1493,7 @@
         </w:tc>
         <w:tc>
           <w:tcPr>
-            <w:tcW w:w="2000" w:type="dxa"/>
+            <w:tcW w:w="2160" w:type="dxa"/>
             <w:shd w:val="clear" w:color="auto" w:fill="1F3A5F"/>
             <w:tcMar>
               <w:top w:w="80" w:type="dxa"/>
@@ -1395,7 +1522,7 @@
         </w:tc>
         <w:tc>
           <w:tcPr>
-            <w:tcW w:w="2000" w:type="dxa"/>
+            <w:tcW w:w="2430" w:type="dxa"/>
             <w:shd w:val="clear" w:color="auto" w:fill="1F3A5F"/>
             <w:tcMar>
               <w:top w:w="80" w:type="dxa"/>
@@ -1424,7 +1551,7 @@
         </w:tc>
         <w:tc>
           <w:tcPr>
-            <w:tcW w:w="2160" w:type="dxa"/>
+            <w:tcW w:w="2285" w:type="dxa"/>
             <w:shd w:val="clear" w:color="auto" w:fill="1F3A5F"/>
             <w:tcMar>
               <w:top w:w="80" w:type="dxa"/>
@@ -1453,15 +1580,9 @@
         </w:tc>
       </w:tr>
       <w:tr>
-        <w:tblPrEx>
-          <w:tblCellMar>
-            <w:top w:w="0" w:type="dxa"/>
-            <w:bottom w:w="0" w:type="dxa"/>
-          </w:tblCellMar>
-        </w:tblPrEx>
-        <w:tc>
-          <w:tcPr>
-            <w:tcW w:w="3200" w:type="dxa"/>
+        <w:tc>
+          <w:tcPr>
+            <w:tcW w:w="2605" w:type="dxa"/>
             <w:shd w:val="clear" w:color="auto" w:fill="EDF2F7"/>
             <w:tcMar>
               <w:top w:w="80" w:type="dxa"/>
@@ -1489,7 +1610,7 @@
         </w:tc>
         <w:tc>
           <w:tcPr>
-            <w:tcW w:w="2000" w:type="dxa"/>
+            <w:tcW w:w="2160" w:type="dxa"/>
             <w:tcMar>
               <w:top w:w="80" w:type="dxa"/>
               <w:left w:w="120" w:type="dxa"/>
@@ -1515,7 +1636,7 @@
         </w:tc>
         <w:tc>
           <w:tcPr>
-            <w:tcW w:w="2000" w:type="dxa"/>
+            <w:tcW w:w="2430" w:type="dxa"/>
             <w:tcMar>
               <w:top w:w="80" w:type="dxa"/>
               <w:left w:w="120" w:type="dxa"/>
@@ -1541,7 +1662,7 @@
         </w:tc>
         <w:tc>
           <w:tcPr>
-            <w:tcW w:w="2160" w:type="dxa"/>
+            <w:tcW w:w="2285" w:type="dxa"/>
             <w:tcMar>
               <w:top w:w="80" w:type="dxa"/>
               <w:left w:w="120" w:type="dxa"/>
@@ -1575,15 +1696,9 @@
         </w:tc>
       </w:tr>
       <w:tr>
-        <w:tblPrEx>
-          <w:tblCellMar>
-            <w:top w:w="0" w:type="dxa"/>
-            <w:bottom w:w="0" w:type="dxa"/>
-          </w:tblCellMar>
-        </w:tblPrEx>
-        <w:tc>
-          <w:tcPr>
-            <w:tcW w:w="3200" w:type="dxa"/>
+        <w:tc>
+          <w:tcPr>
+            <w:tcW w:w="2605" w:type="dxa"/>
             <w:shd w:val="clear" w:color="auto" w:fill="EDF2F7"/>
             <w:tcMar>
               <w:top w:w="80" w:type="dxa"/>
@@ -1611,7 +1726,7 @@
         </w:tc>
         <w:tc>
           <w:tcPr>
-            <w:tcW w:w="2000" w:type="dxa"/>
+            <w:tcW w:w="2160" w:type="dxa"/>
             <w:tcMar>
               <w:top w:w="80" w:type="dxa"/>
               <w:left w:w="120" w:type="dxa"/>
@@ -1637,7 +1752,7 @@
         </w:tc>
         <w:tc>
           <w:tcPr>
-            <w:tcW w:w="2000" w:type="dxa"/>
+            <w:tcW w:w="2430" w:type="dxa"/>
             <w:tcMar>
               <w:top w:w="80" w:type="dxa"/>
               <w:left w:w="120" w:type="dxa"/>
@@ -1663,7 +1778,7 @@
         </w:tc>
         <w:tc>
           <w:tcPr>
-            <w:tcW w:w="2160" w:type="dxa"/>
+            <w:tcW w:w="2285" w:type="dxa"/>
             <w:tcMar>
               <w:top w:w="80" w:type="dxa"/>
               <w:left w:w="120" w:type="dxa"/>
@@ -1689,15 +1804,9 @@
         </w:tc>
       </w:tr>
       <w:tr>
-        <w:tblPrEx>
-          <w:tblCellMar>
-            <w:top w:w="0" w:type="dxa"/>
-            <w:bottom w:w="0" w:type="dxa"/>
-          </w:tblCellMar>
-        </w:tblPrEx>
-        <w:tc>
-          <w:tcPr>
-            <w:tcW w:w="3200" w:type="dxa"/>
+        <w:tc>
+          <w:tcPr>
+            <w:tcW w:w="2605" w:type="dxa"/>
             <w:shd w:val="clear" w:color="auto" w:fill="EDF2F7"/>
             <w:tcMar>
               <w:top w:w="80" w:type="dxa"/>
@@ -1725,7 +1834,7 @@
         </w:tc>
         <w:tc>
           <w:tcPr>
-            <w:tcW w:w="2000" w:type="dxa"/>
+            <w:tcW w:w="2160" w:type="dxa"/>
             <w:tcMar>
               <w:top w:w="80" w:type="dxa"/>
               <w:left w:w="120" w:type="dxa"/>
@@ -1751,7 +1860,7 @@
         </w:tc>
         <w:tc>
           <w:tcPr>
-            <w:tcW w:w="2000" w:type="dxa"/>
+            <w:tcW w:w="2430" w:type="dxa"/>
             <w:tcMar>
               <w:top w:w="80" w:type="dxa"/>
               <w:left w:w="120" w:type="dxa"/>
@@ -1777,7 +1886,7 @@
         </w:tc>
         <w:tc>
           <w:tcPr>
-            <w:tcW w:w="2160" w:type="dxa"/>
+            <w:tcW w:w="2285" w:type="dxa"/>
             <w:tcMar>
               <w:top w:w="80" w:type="dxa"/>
               <w:left w:w="120" w:type="dxa"/>
@@ -1803,15 +1912,9 @@
         </w:tc>
       </w:tr>
       <w:tr>
-        <w:tblPrEx>
-          <w:tblCellMar>
-            <w:top w:w="0" w:type="dxa"/>
-            <w:bottom w:w="0" w:type="dxa"/>
-          </w:tblCellMar>
-        </w:tblPrEx>
-        <w:tc>
-          <w:tcPr>
-            <w:tcW w:w="3200" w:type="dxa"/>
+        <w:tc>
+          <w:tcPr>
+            <w:tcW w:w="2605" w:type="dxa"/>
             <w:shd w:val="clear" w:color="auto" w:fill="EDF2F7"/>
             <w:tcMar>
               <w:top w:w="80" w:type="dxa"/>
@@ -1839,7 +1942,7 @@
         </w:tc>
         <w:tc>
           <w:tcPr>
-            <w:tcW w:w="2000" w:type="dxa"/>
+            <w:tcW w:w="2160" w:type="dxa"/>
             <w:tcMar>
               <w:top w:w="80" w:type="dxa"/>
               <w:left w:w="120" w:type="dxa"/>
@@ -1865,7 +1968,7 @@
         </w:tc>
         <w:tc>
           <w:tcPr>
-            <w:tcW w:w="2000" w:type="dxa"/>
+            <w:tcW w:w="2430" w:type="dxa"/>
             <w:tcMar>
               <w:top w:w="80" w:type="dxa"/>
               <w:left w:w="120" w:type="dxa"/>
@@ -1891,7 +1994,7 @@
         </w:tc>
         <w:tc>
           <w:tcPr>
-            <w:tcW w:w="2160" w:type="dxa"/>
+            <w:tcW w:w="2285" w:type="dxa"/>
             <w:tcMar>
               <w:top w:w="80" w:type="dxa"/>
               <w:left w:w="120" w:type="dxa"/>
@@ -1917,15 +2020,9 @@
         </w:tc>
       </w:tr>
       <w:tr>
-        <w:tblPrEx>
-          <w:tblCellMar>
-            <w:top w:w="0" w:type="dxa"/>
-            <w:bottom w:w="0" w:type="dxa"/>
-          </w:tblCellMar>
-        </w:tblPrEx>
-        <w:tc>
-          <w:tcPr>
-            <w:tcW w:w="3200" w:type="dxa"/>
+        <w:tc>
+          <w:tcPr>
+            <w:tcW w:w="2605" w:type="dxa"/>
             <w:shd w:val="clear" w:color="auto" w:fill="EDF2F7"/>
             <w:tcMar>
               <w:top w:w="80" w:type="dxa"/>
@@ -1953,7 +2050,7 @@
         </w:tc>
         <w:tc>
           <w:tcPr>
-            <w:tcW w:w="2000" w:type="dxa"/>
+            <w:tcW w:w="2160" w:type="dxa"/>
             <w:tcMar>
               <w:top w:w="80" w:type="dxa"/>
               <w:left w:w="120" w:type="dxa"/>
@@ -1979,7 +2076,7 @@
         </w:tc>
         <w:tc>
           <w:tcPr>
-            <w:tcW w:w="2000" w:type="dxa"/>
+            <w:tcW w:w="2430" w:type="dxa"/>
             <w:tcMar>
               <w:top w:w="80" w:type="dxa"/>
               <w:left w:w="120" w:type="dxa"/>
@@ -2005,7 +2102,7 @@
         </w:tc>
         <w:tc>
           <w:tcPr>
-            <w:tcW w:w="2160" w:type="dxa"/>
+            <w:tcW w:w="2285" w:type="dxa"/>
             <w:tcMar>
               <w:top w:w="80" w:type="dxa"/>
               <w:left w:w="120" w:type="dxa"/>
@@ -2031,15 +2128,9 @@
         </w:tc>
       </w:tr>
       <w:tr>
-        <w:tblPrEx>
-          <w:tblCellMar>
-            <w:top w:w="0" w:type="dxa"/>
-            <w:bottom w:w="0" w:type="dxa"/>
-          </w:tblCellMar>
-        </w:tblPrEx>
-        <w:tc>
-          <w:tcPr>
-            <w:tcW w:w="3200" w:type="dxa"/>
+        <w:tc>
+          <w:tcPr>
+            <w:tcW w:w="2605" w:type="dxa"/>
             <w:shd w:val="clear" w:color="auto" w:fill="EDF2F7"/>
             <w:tcMar>
               <w:top w:w="80" w:type="dxa"/>
@@ -2067,7 +2158,7 @@
         </w:tc>
         <w:tc>
           <w:tcPr>
-            <w:tcW w:w="2000" w:type="dxa"/>
+            <w:tcW w:w="2160" w:type="dxa"/>
             <w:tcMar>
               <w:top w:w="80" w:type="dxa"/>
               <w:left w:w="120" w:type="dxa"/>
@@ -2093,7 +2184,7 @@
         </w:tc>
         <w:tc>
           <w:tcPr>
-            <w:tcW w:w="2000" w:type="dxa"/>
+            <w:tcW w:w="2430" w:type="dxa"/>
             <w:tcMar>
               <w:top w:w="80" w:type="dxa"/>
               <w:left w:w="120" w:type="dxa"/>
@@ -2119,7 +2210,7 @@
         </w:tc>
         <w:tc>
           <w:tcPr>
-            <w:tcW w:w="2160" w:type="dxa"/>
+            <w:tcW w:w="2285" w:type="dxa"/>
             <w:tcMar>
               <w:top w:w="80" w:type="dxa"/>
               <w:left w:w="120" w:type="dxa"/>
@@ -2145,15 +2236,9 @@
         </w:tc>
       </w:tr>
       <w:tr>
-        <w:tblPrEx>
-          <w:tblCellMar>
-            <w:top w:w="0" w:type="dxa"/>
-            <w:bottom w:w="0" w:type="dxa"/>
-          </w:tblCellMar>
-        </w:tblPrEx>
-        <w:tc>
-          <w:tcPr>
-            <w:tcW w:w="3200" w:type="dxa"/>
+        <w:tc>
+          <w:tcPr>
+            <w:tcW w:w="2605" w:type="dxa"/>
             <w:shd w:val="clear" w:color="auto" w:fill="EDF2F7"/>
             <w:tcMar>
               <w:top w:w="80" w:type="dxa"/>
@@ -2181,7 +2266,7 @@
         </w:tc>
         <w:tc>
           <w:tcPr>
-            <w:tcW w:w="2000" w:type="dxa"/>
+            <w:tcW w:w="2160" w:type="dxa"/>
             <w:tcMar>
               <w:top w:w="80" w:type="dxa"/>
               <w:left w:w="120" w:type="dxa"/>
@@ -2207,7 +2292,7 @@
         </w:tc>
         <w:tc>
           <w:tcPr>
-            <w:tcW w:w="2000" w:type="dxa"/>
+            <w:tcW w:w="2430" w:type="dxa"/>
             <w:tcMar>
               <w:top w:w="80" w:type="dxa"/>
               <w:left w:w="120" w:type="dxa"/>
@@ -2233,7 +2318,7 @@
         </w:tc>
         <w:tc>
           <w:tcPr>
-            <w:tcW w:w="2160" w:type="dxa"/>
+            <w:tcW w:w="2285" w:type="dxa"/>
             <w:tcMar>
               <w:top w:w="80" w:type="dxa"/>
               <w:left w:w="120" w:type="dxa"/>
@@ -2259,15 +2344,9 @@
         </w:tc>
       </w:tr>
       <w:tr>
-        <w:tblPrEx>
-          <w:tblCellMar>
-            <w:top w:w="0" w:type="dxa"/>
-            <w:bottom w:w="0" w:type="dxa"/>
-          </w:tblCellMar>
-        </w:tblPrEx>
-        <w:tc>
-          <w:tcPr>
-            <w:tcW w:w="3200" w:type="dxa"/>
+        <w:tc>
+          <w:tcPr>
+            <w:tcW w:w="2605" w:type="dxa"/>
             <w:shd w:val="clear" w:color="auto" w:fill="EDF2F7"/>
             <w:tcMar>
               <w:top w:w="80" w:type="dxa"/>
@@ -2295,7 +2374,7 @@
         </w:tc>
         <w:tc>
           <w:tcPr>
-            <w:tcW w:w="2000" w:type="dxa"/>
+            <w:tcW w:w="2160" w:type="dxa"/>
             <w:tcMar>
               <w:top w:w="80" w:type="dxa"/>
               <w:left w:w="120" w:type="dxa"/>
@@ -2334,13 +2413,31 @@
                 <w:sz w:val="20"/>
                 <w:szCs w:val="20"/>
               </w:rPr>
-              <w:t>(no history)</w:t>
-            </w:r>
-          </w:p>
-        </w:tc>
-        <w:tc>
-          <w:tcPr>
-            <w:tcW w:w="2000" w:type="dxa"/>
+              <w:t>(</w:t>
+            </w:r>
+            <w:proofErr w:type="gramStart"/>
+            <w:r>
+              <w:rPr>
+                <w:color w:val="000000"/>
+                <w:sz w:val="20"/>
+                <w:szCs w:val="20"/>
+              </w:rPr>
+              <w:t>no</w:t>
+            </w:r>
+            <w:proofErr w:type="gramEnd"/>
+            <w:r>
+              <w:rPr>
+                <w:color w:val="000000"/>
+                <w:sz w:val="20"/>
+                <w:szCs w:val="20"/>
+              </w:rPr>
+              <w:t xml:space="preserve"> history)</w:t>
+            </w:r>
+          </w:p>
+        </w:tc>
+        <w:tc>
+          <w:tcPr>
+            <w:tcW w:w="2430" w:type="dxa"/>
             <w:tcMar>
               <w:top w:w="80" w:type="dxa"/>
               <w:left w:w="120" w:type="dxa"/>
@@ -2374,13 +2471,21 @@
               <w:jc w:val="center"/>
             </w:pPr>
             <w:r>
-              <w:t>(history available)</w:t>
-            </w:r>
-          </w:p>
-        </w:tc>
-        <w:tc>
-          <w:tcPr>
-            <w:tcW w:w="2160" w:type="dxa"/>
+              <w:t>(</w:t>
+            </w:r>
+            <w:proofErr w:type="gramStart"/>
+            <w:r>
+              <w:t>history</w:t>
+            </w:r>
+            <w:proofErr w:type="gramEnd"/>
+            <w:r>
+              <w:t xml:space="preserve"> available)</w:t>
+            </w:r>
+          </w:p>
+        </w:tc>
+        <w:tc>
+          <w:tcPr>
+            <w:tcW w:w="2285" w:type="dxa"/>
             <w:tcMar>
               <w:top w:w="80" w:type="dxa"/>
               <w:left w:w="120" w:type="dxa"/>
@@ -2406,15 +2511,9 @@
         </w:tc>
       </w:tr>
       <w:tr>
-        <w:tblPrEx>
-          <w:tblCellMar>
-            <w:top w:w="0" w:type="dxa"/>
-            <w:bottom w:w="0" w:type="dxa"/>
-          </w:tblCellMar>
-        </w:tblPrEx>
-        <w:tc>
-          <w:tcPr>
-            <w:tcW w:w="3200" w:type="dxa"/>
+        <w:tc>
+          <w:tcPr>
+            <w:tcW w:w="2605" w:type="dxa"/>
             <w:shd w:val="clear" w:color="auto" w:fill="EDF2F7"/>
             <w:tcMar>
               <w:top w:w="80" w:type="dxa"/>
@@ -2442,7 +2541,7 @@
         </w:tc>
         <w:tc>
           <w:tcPr>
-            <w:tcW w:w="2000" w:type="dxa"/>
+            <w:tcW w:w="2160" w:type="dxa"/>
             <w:tcMar>
               <w:top w:w="80" w:type="dxa"/>
               <w:left w:w="120" w:type="dxa"/>
@@ -2468,7 +2567,7 @@
         </w:tc>
         <w:tc>
           <w:tcPr>
-            <w:tcW w:w="2000" w:type="dxa"/>
+            <w:tcW w:w="2430" w:type="dxa"/>
             <w:tcMar>
               <w:top w:w="80" w:type="dxa"/>
               <w:left w:w="120" w:type="dxa"/>
@@ -2494,7 +2593,7 @@
         </w:tc>
         <w:tc>
           <w:tcPr>
-            <w:tcW w:w="2160" w:type="dxa"/>
+            <w:tcW w:w="2285" w:type="dxa"/>
             <w:tcMar>
               <w:top w:w="80" w:type="dxa"/>
               <w:left w:w="120" w:type="dxa"/>
@@ -2520,15 +2619,9 @@
         </w:tc>
       </w:tr>
       <w:tr>
-        <w:tblPrEx>
-          <w:tblCellMar>
-            <w:top w:w="0" w:type="dxa"/>
-            <w:bottom w:w="0" w:type="dxa"/>
-          </w:tblCellMar>
-        </w:tblPrEx>
-        <w:tc>
-          <w:tcPr>
-            <w:tcW w:w="3200" w:type="dxa"/>
+        <w:tc>
+          <w:tcPr>
+            <w:tcW w:w="2605" w:type="dxa"/>
             <w:shd w:val="clear" w:color="auto" w:fill="EDF2F7"/>
             <w:tcMar>
               <w:top w:w="80" w:type="dxa"/>
@@ -2556,7 +2649,7 @@
         </w:tc>
         <w:tc>
           <w:tcPr>
-            <w:tcW w:w="2000" w:type="dxa"/>
+            <w:tcW w:w="2160" w:type="dxa"/>
             <w:tcMar>
               <w:top w:w="80" w:type="dxa"/>
               <w:left w:w="120" w:type="dxa"/>
@@ -2582,7 +2675,7 @@
         </w:tc>
         <w:tc>
           <w:tcPr>
-            <w:tcW w:w="2000" w:type="dxa"/>
+            <w:tcW w:w="2430" w:type="dxa"/>
             <w:tcMar>
               <w:top w:w="80" w:type="dxa"/>
               <w:left w:w="120" w:type="dxa"/>
@@ -2608,7 +2701,7 @@
         </w:tc>
         <w:tc>
           <w:tcPr>
-            <w:tcW w:w="2160" w:type="dxa"/>
+            <w:tcW w:w="2285" w:type="dxa"/>
             <w:tcMar>
               <w:top w:w="80" w:type="dxa"/>
               <w:left w:w="120" w:type="dxa"/>
@@ -2634,15 +2727,9 @@
         </w:tc>
       </w:tr>
       <w:tr>
-        <w:tblPrEx>
-          <w:tblCellMar>
-            <w:top w:w="0" w:type="dxa"/>
-            <w:bottom w:w="0" w:type="dxa"/>
-          </w:tblCellMar>
-        </w:tblPrEx>
-        <w:tc>
-          <w:tcPr>
-            <w:tcW w:w="3200" w:type="dxa"/>
+        <w:tc>
+          <w:tcPr>
+            <w:tcW w:w="2605" w:type="dxa"/>
             <w:shd w:val="clear" w:color="auto" w:fill="EDF2F7"/>
             <w:tcMar>
               <w:top w:w="80" w:type="dxa"/>
@@ -2710,7 +2797,7 @@
         </w:tc>
         <w:tc>
           <w:tcPr>
-            <w:tcW w:w="2000" w:type="dxa"/>
+            <w:tcW w:w="2160" w:type="dxa"/>
             <w:tcMar>
               <w:top w:w="80" w:type="dxa"/>
               <w:left w:w="120" w:type="dxa"/>
@@ -2736,7 +2823,7 @@
         </w:tc>
         <w:tc>
           <w:tcPr>
-            <w:tcW w:w="2000" w:type="dxa"/>
+            <w:tcW w:w="2430" w:type="dxa"/>
             <w:tcMar>
               <w:top w:w="80" w:type="dxa"/>
               <w:left w:w="120" w:type="dxa"/>
@@ -2762,7 +2849,7 @@
         </w:tc>
         <w:tc>
           <w:tcPr>
-            <w:tcW w:w="2160" w:type="dxa"/>
+            <w:tcW w:w="2285" w:type="dxa"/>
             <w:tcMar>
               <w:top w:w="80" w:type="dxa"/>
               <w:left w:w="120" w:type="dxa"/>
@@ -2788,15 +2875,9 @@
         </w:tc>
       </w:tr>
       <w:tr>
-        <w:tblPrEx>
-          <w:tblCellMar>
-            <w:top w:w="0" w:type="dxa"/>
-            <w:bottom w:w="0" w:type="dxa"/>
-          </w:tblCellMar>
-        </w:tblPrEx>
-        <w:tc>
-          <w:tcPr>
-            <w:tcW w:w="3200" w:type="dxa"/>
+        <w:tc>
+          <w:tcPr>
+            <w:tcW w:w="2605" w:type="dxa"/>
             <w:shd w:val="clear" w:color="auto" w:fill="EDF2F7"/>
             <w:tcMar>
               <w:top w:w="80" w:type="dxa"/>
@@ -2824,7 +2905,7 @@
         </w:tc>
         <w:tc>
           <w:tcPr>
-            <w:tcW w:w="2000" w:type="dxa"/>
+            <w:tcW w:w="2160" w:type="dxa"/>
             <w:tcMar>
               <w:top w:w="80" w:type="dxa"/>
               <w:left w:w="120" w:type="dxa"/>
@@ -2850,7 +2931,7 @@
         </w:tc>
         <w:tc>
           <w:tcPr>
-            <w:tcW w:w="2000" w:type="dxa"/>
+            <w:tcW w:w="2430" w:type="dxa"/>
             <w:tcMar>
               <w:top w:w="80" w:type="dxa"/>
               <w:left w:w="120" w:type="dxa"/>
@@ -2876,7 +2957,7 @@
         </w:tc>
         <w:tc>
           <w:tcPr>
-            <w:tcW w:w="2160" w:type="dxa"/>
+            <w:tcW w:w="2285" w:type="dxa"/>
             <w:tcMar>
               <w:top w:w="80" w:type="dxa"/>
               <w:left w:w="120" w:type="dxa"/>
@@ -2902,15 +2983,9 @@
         </w:tc>
       </w:tr>
       <w:tr>
-        <w:tblPrEx>
-          <w:tblCellMar>
-            <w:top w:w="0" w:type="dxa"/>
-            <w:bottom w:w="0" w:type="dxa"/>
-          </w:tblCellMar>
-        </w:tblPrEx>
-        <w:tc>
-          <w:tcPr>
-            <w:tcW w:w="3200" w:type="dxa"/>
+        <w:tc>
+          <w:tcPr>
+            <w:tcW w:w="2605" w:type="dxa"/>
             <w:shd w:val="clear" w:color="auto" w:fill="EDF2F7"/>
             <w:tcMar>
               <w:top w:w="80" w:type="dxa"/>
@@ -2938,7 +3013,7 @@
         </w:tc>
         <w:tc>
           <w:tcPr>
-            <w:tcW w:w="2000" w:type="dxa"/>
+            <w:tcW w:w="2160" w:type="dxa"/>
             <w:tcMar>
               <w:top w:w="80" w:type="dxa"/>
               <w:left w:w="120" w:type="dxa"/>
@@ -2964,7 +3039,7 @@
         </w:tc>
         <w:tc>
           <w:tcPr>
-            <w:tcW w:w="2000" w:type="dxa"/>
+            <w:tcW w:w="2430" w:type="dxa"/>
             <w:tcMar>
               <w:top w:w="80" w:type="dxa"/>
               <w:left w:w="120" w:type="dxa"/>
@@ -2990,7 +3065,7 @@
         </w:tc>
         <w:tc>
           <w:tcPr>
-            <w:tcW w:w="2160" w:type="dxa"/>
+            <w:tcW w:w="2285" w:type="dxa"/>
             <w:tcMar>
               <w:top w:w="80" w:type="dxa"/>
               <w:left w:w="120" w:type="dxa"/>
@@ -3016,79 +3091,197 @@
         </w:tc>
       </w:tr>
     </w:tbl>
+    <w:p/>
     <w:p>
       <w:pPr>
         <w:pStyle w:val="Heading1"/>
         <w:spacing w:before="320" w:after="200"/>
+      </w:pPr>
+      <w:r>
         <w:rPr>
           <w:b/>
           <w:bCs/>
           <w:color w:val="1F3A5F"/>
         </w:rPr>
-      </w:pPr>
-    </w:p>
-    <w:p>
-      <w:pPr>
-        <w:pStyle w:val="Heading1"/>
-        <w:spacing w:before="320" w:after="200"/>
+        <w:t>5</w:t>
+      </w:r>
+      <w:r>
         <w:rPr>
           <w:b/>
           <w:bCs/>
           <w:color w:val="1F3A5F"/>
         </w:rPr>
-      </w:pPr>
+        <w:t>. Included in Every Option (no extra charge)</w:t>
+      </w:r>
+    </w:p>
+    <w:p>
+      <w:pPr>
+        <w:pStyle w:val="ListParagraph"/>
+        <w:numPr>
+          <w:ilvl w:val="0"/>
+          <w:numId w:val="4"/>
+        </w:numPr>
+        <w:spacing w:after="100"/>
+      </w:pPr>
+      <w:r>
+        <w:rPr>
+          <w:color w:val="000000"/>
+        </w:rPr>
+        <w:t>Cloud hosting — no servers, computers or IT staff required at your premises.</w:t>
+      </w:r>
+    </w:p>
+    <w:p>
+      <w:pPr>
+        <w:pStyle w:val="ListParagraph"/>
+        <w:numPr>
+          <w:ilvl w:val="0"/>
+          <w:numId w:val="4"/>
+        </w:numPr>
+        <w:spacing w:after="100"/>
+      </w:pPr>
+      <w:r>
+        <w:rPr>
+          <w:color w:val="000000"/>
+        </w:rPr>
+        <w:t xml:space="preserve">Fully remote maintenance, </w:t>
+      </w:r>
+      <w:proofErr w:type="gramStart"/>
+      <w:r>
+        <w:rPr>
+          <w:color w:val="000000"/>
+        </w:rPr>
+        <w:t>updates</w:t>
+      </w:r>
+      <w:proofErr w:type="gramEnd"/>
+      <w:r>
+        <w:rPr>
+          <w:color w:val="000000"/>
+        </w:rPr>
+        <w:t xml:space="preserve"> and support by the development team.</w:t>
+      </w:r>
+    </w:p>
+    <w:p>
+      <w:pPr>
+        <w:pStyle w:val="ListParagraph"/>
+        <w:numPr>
+          <w:ilvl w:val="0"/>
+          <w:numId w:val="4"/>
+        </w:numPr>
+        <w:spacing w:after="100"/>
+      </w:pPr>
+      <w:r>
+        <w:rPr>
+          <w:color w:val="000000"/>
+        </w:rPr>
+        <w:t>Your data remains your property, exportable at any time in standard formats.</w:t>
+      </w:r>
+    </w:p>
+    <w:p>
+      <w:pPr>
+        <w:pStyle w:val="ListParagraph"/>
+        <w:numPr>
+          <w:ilvl w:val="0"/>
+          <w:numId w:val="4"/>
+        </w:numPr>
+        <w:spacing w:after="100"/>
+      </w:pPr>
+      <w:r>
+        <w:rPr>
+          <w:color w:val="000000"/>
+        </w:rPr>
+        <w:t>Photos stored alongside each record as visual proof of every reading.</w:t>
+      </w:r>
+    </w:p>
+    <w:p>
+      <w:pPr>
+        <w:pStyle w:val="ListParagraph"/>
+        <w:numPr>
+          <w:ilvl w:val="0"/>
+          <w:numId w:val="4"/>
+        </w:numPr>
+        <w:spacing w:after="100"/>
+      </w:pPr>
+      <w:r>
+        <w:rPr>
+          <w:color w:val="000000"/>
+        </w:rPr>
+        <w:t>Operator training session and a simple illustrated user guide.</w:t>
+      </w:r>
+    </w:p>
+    <w:p>
+      <w:pPr>
+        <w:pStyle w:val="ListParagraph"/>
+        <w:numPr>
+          <w:ilvl w:val="0"/>
+          <w:numId w:val="4"/>
+        </w:numPr>
+        <w:spacing w:after="100"/>
+      </w:pPr>
+      <w:r>
+        <w:rPr>
+          <w:color w:val="000000"/>
+        </w:rPr>
+        <w:t>Multi-language label support — the AI reads labels in all common languages.</w:t>
+      </w:r>
+    </w:p>
+    <w:p>
+      <w:pPr>
+        <w:pStyle w:val="ListParagraph"/>
+        <w:numPr>
+          <w:ilvl w:val="0"/>
+          <w:numId w:val="4"/>
+        </w:numPr>
+        <w:spacing w:after="100"/>
+      </w:pPr>
+      <w:r>
+        <w:rPr>
+          <w:color w:val="000000"/>
+        </w:rPr>
+        <w:t>A two-week pilot period after delivery, with adjustments included.</w:t>
+      </w:r>
+    </w:p>
+    <w:p>
+      <w:pPr>
+        <w:pStyle w:val="ListParagraph"/>
+        <w:numPr>
+          <w:ilvl w:val="0"/>
+          <w:numId w:val="4"/>
+        </w:numPr>
+        <w:spacing w:after="100"/>
+      </w:pPr>
+      <w:r>
+        <w:rPr>
+          <w:color w:val="000000"/>
+        </w:rPr>
+        <w:t>All services are maintained / debugging for 6 months free of charge (terms and conditions apply).</w:t>
+      </w:r>
     </w:p>
     <w:p>
       <w:pPr>
         <w:pStyle w:val="Heading1"/>
         <w:spacing w:before="320" w:after="200"/>
+      </w:pPr>
+      <w:r>
         <w:rPr>
           <w:b/>
           <w:bCs/>
           <w:color w:val="1F3A5F"/>
         </w:rPr>
-      </w:pPr>
-    </w:p>
-    <w:p>
-      <w:pPr>
-        <w:pStyle w:val="Heading1"/>
-        <w:spacing w:before="320" w:after="200"/>
+        <w:lastRenderedPageBreak/>
+        <w:t>6</w:t>
+      </w:r>
+      <w:r>
         <w:rPr>
           <w:b/>
           <w:bCs/>
           <w:color w:val="1F3A5F"/>
         </w:rPr>
-      </w:pPr>
-    </w:p>
-    <w:p>
-      <w:pPr>
-        <w:pStyle w:val="Heading1"/>
-        <w:spacing w:before="320" w:after="200"/>
-        <w:rPr>
-          <w:b/>
-          <w:bCs/>
-          <w:color w:val="1F3A5F"/>
-        </w:rPr>
-      </w:pPr>
-    </w:p>
-    <w:p>
-      <w:pPr>
-        <w:pStyle w:val="Heading1"/>
-        <w:spacing w:before="320" w:after="200"/>
-      </w:pPr>
-      <w:r>
-        <w:rPr>
-          <w:b/>
-          <w:bCs/>
-          <w:color w:val="1F3A5F"/>
-        </w:rPr>
-        <w:lastRenderedPageBreak/>
-        <w:t>5. Investment Summary</w:t>
+        <w:t>. Investment Summary</w:t>
       </w:r>
     </w:p>
     <w:tbl>
       <w:tblPr>
-        <w:tblW w:w="9360" w:type="dxa"/>
+        <w:tblW w:w="9391" w:type="dxa"/>
         <w:tblBorders>
           <w:top w:val="single" w:sz="4" w:space="0" w:color="D9E2EC"/>
           <w:left w:val="single" w:sz="4" w:space="0" w:color="D9E2EC"/>
@@ -3105,17 +3298,11 @@
       </w:tblPr>
       <w:tblGrid>
         <w:gridCol w:w="2800"/>
-        <w:gridCol w:w="2200"/>
-        <w:gridCol w:w="2200"/>
+        <w:gridCol w:w="2096"/>
+        <w:gridCol w:w="2335"/>
         <w:gridCol w:w="2160"/>
       </w:tblGrid>
       <w:tr>
-        <w:tblPrEx>
-          <w:tblCellMar>
-            <w:top w:w="0" w:type="dxa"/>
-            <w:bottom w:w="0" w:type="dxa"/>
-          </w:tblCellMar>
-        </w:tblPrEx>
         <w:tc>
           <w:tcPr>
             <w:tcW w:w="2800" w:type="dxa"/>
@@ -3136,7 +3323,7 @@
         </w:tc>
         <w:tc>
           <w:tcPr>
-            <w:tcW w:w="2200" w:type="dxa"/>
+            <w:tcW w:w="2096" w:type="dxa"/>
             <w:shd w:val="clear" w:color="auto" w:fill="1F3A5F"/>
             <w:tcMar>
               <w:top w:w="80" w:type="dxa"/>
@@ -3165,7 +3352,7 @@
         </w:tc>
         <w:tc>
           <w:tcPr>
-            <w:tcW w:w="2200" w:type="dxa"/>
+            <w:tcW w:w="2335" w:type="dxa"/>
             <w:shd w:val="clear" w:color="auto" w:fill="1F3A5F"/>
             <w:tcMar>
               <w:top w:w="80" w:type="dxa"/>
@@ -3223,12 +3410,6 @@
         </w:tc>
       </w:tr>
       <w:tr>
-        <w:tblPrEx>
-          <w:tblCellMar>
-            <w:top w:w="0" w:type="dxa"/>
-            <w:bottom w:w="0" w:type="dxa"/>
-          </w:tblCellMar>
-        </w:tblPrEx>
         <w:tc>
           <w:tcPr>
             <w:tcW w:w="2800" w:type="dxa"/>
@@ -3259,93 +3440,27 @@
         </w:tc>
         <w:tc>
           <w:tcPr>
-            <w:tcW w:w="2200" w:type="dxa"/>
-            <w:tcMar>
-              <w:top w:w="80" w:type="dxa"/>
-              <w:left w:w="120" w:type="dxa"/>
-              <w:bottom w:w="80" w:type="dxa"/>
-              <w:right w:w="120" w:type="dxa"/>
-            </w:tcMar>
-            <w:vAlign w:val="center"/>
-          </w:tcPr>
-          <w:p>
-            <w:pPr>
-              <w:spacing w:after="40"/>
-              <w:jc w:val="center"/>
-            </w:pPr>
-            <w:r>
-              <w:rPr>
-                <w:color w:val="000000"/>
-                <w:sz w:val="20"/>
-                <w:szCs w:val="20"/>
-              </w:rPr>
-              <w:t xml:space="preserve">USD </w:t>
-            </w:r>
-            <w:r>
-              <w:rPr>
-                <w:color w:val="000000"/>
-                <w:sz w:val="20"/>
-                <w:szCs w:val="20"/>
-              </w:rPr>
-              <w:t>2</w:t>
-            </w:r>
-            <w:r>
-              <w:rPr>
-                <w:color w:val="000000"/>
-                <w:sz w:val="20"/>
-                <w:szCs w:val="20"/>
-              </w:rPr>
-              <w:t xml:space="preserve">,000 – </w:t>
-            </w:r>
-            <w:r>
-              <w:rPr>
-                <w:color w:val="000000"/>
-                <w:sz w:val="20"/>
-                <w:szCs w:val="20"/>
-              </w:rPr>
-              <w:t>3</w:t>
-            </w:r>
-            <w:r>
-              <w:rPr>
-                <w:color w:val="000000"/>
-                <w:sz w:val="20"/>
-                <w:szCs w:val="20"/>
-              </w:rPr>
-              <w:t>,000</w:t>
-            </w:r>
-          </w:p>
-        </w:tc>
-        <w:tc>
-          <w:tcPr>
-            <w:tcW w:w="2200" w:type="dxa"/>
-            <w:tcMar>
-              <w:top w:w="80" w:type="dxa"/>
-              <w:left w:w="120" w:type="dxa"/>
-              <w:bottom w:w="80" w:type="dxa"/>
-              <w:right w:w="120" w:type="dxa"/>
-            </w:tcMar>
-            <w:vAlign w:val="center"/>
-          </w:tcPr>
-          <w:p>
-            <w:pPr>
-              <w:spacing w:after="40"/>
-              <w:jc w:val="center"/>
-            </w:pPr>
-            <w:r>
-              <w:rPr>
-                <w:color w:val="000000"/>
-                <w:sz w:val="20"/>
-                <w:szCs w:val="20"/>
-              </w:rPr>
-              <w:t xml:space="preserve">USD </w:t>
-            </w:r>
-            <w:r>
-              <w:rPr>
-                <w:color w:val="000000"/>
-                <w:sz w:val="20"/>
-                <w:szCs w:val="20"/>
-              </w:rPr>
-              <w:t>4</w:t>
+            <w:tcW w:w="2096" w:type="dxa"/>
+            <w:tcMar>
+              <w:top w:w="80" w:type="dxa"/>
+              <w:left w:w="120" w:type="dxa"/>
+              <w:bottom w:w="80" w:type="dxa"/>
+              <w:right w:w="120" w:type="dxa"/>
+            </w:tcMar>
+            <w:vAlign w:val="center"/>
+          </w:tcPr>
+          <w:p>
+            <w:pPr>
+              <w:spacing w:after="40"/>
+              <w:jc w:val="center"/>
+            </w:pPr>
+            <w:r>
+              <w:rPr>
+                <w:color w:val="000000"/>
+                <w:sz w:val="20"/>
+                <w:szCs w:val="20"/>
+              </w:rPr>
+              <w:t>* (&lt;3</w:t>
             </w:r>
             <w:r>
               <w:rPr>
@@ -3361,6 +3476,40 @@
                 <w:sz w:val="20"/>
                 <w:szCs w:val="20"/>
               </w:rPr>
+              <w:t>000 USD)</w:t>
+            </w:r>
+          </w:p>
+        </w:tc>
+        <w:tc>
+          <w:tcPr>
+            <w:tcW w:w="2335" w:type="dxa"/>
+            <w:tcMar>
+              <w:top w:w="80" w:type="dxa"/>
+              <w:left w:w="120" w:type="dxa"/>
+              <w:bottom w:w="80" w:type="dxa"/>
+              <w:right w:w="120" w:type="dxa"/>
+            </w:tcMar>
+            <w:vAlign w:val="center"/>
+          </w:tcPr>
+          <w:p>
+            <w:pPr>
+              <w:spacing w:after="40"/>
+              <w:jc w:val="center"/>
+            </w:pPr>
+            <w:r>
+              <w:rPr>
+                <w:color w:val="000000"/>
+                <w:sz w:val="20"/>
+                <w:szCs w:val="20"/>
+              </w:rPr>
+              <w:t>* (&lt;</w:t>
+            </w:r>
+            <w:r>
+              <w:rPr>
+                <w:color w:val="000000"/>
+                <w:sz w:val="20"/>
+                <w:szCs w:val="20"/>
+              </w:rPr>
               <w:t>5</w:t>
             </w:r>
             <w:r>
@@ -3369,23 +3518,15 @@
                 <w:sz w:val="20"/>
                 <w:szCs w:val="20"/>
               </w:rPr>
-              <w:t xml:space="preserve">00 – </w:t>
-            </w:r>
-            <w:r>
-              <w:rPr>
-                <w:color w:val="000000"/>
-                <w:sz w:val="20"/>
-                <w:szCs w:val="20"/>
-              </w:rPr>
-              <w:t>6</w:t>
-            </w:r>
-            <w:r>
-              <w:rPr>
-                <w:color w:val="000000"/>
-                <w:sz w:val="20"/>
-                <w:szCs w:val="20"/>
-              </w:rPr>
-              <w:t>,000</w:t>
+              <w:t>,</w:t>
+            </w:r>
+            <w:r>
+              <w:rPr>
+                <w:color w:val="000000"/>
+                <w:sz w:val="20"/>
+                <w:szCs w:val="20"/>
+              </w:rPr>
+              <w:t>000 USD)</w:t>
             </w:r>
           </w:p>
         </w:tc>
@@ -3411,50 +3552,28 @@
                 <w:sz w:val="20"/>
                 <w:szCs w:val="20"/>
               </w:rPr>
-              <w:t xml:space="preserve">USD </w:t>
-            </w:r>
-            <w:r>
-              <w:rPr>
-                <w:color w:val="000000"/>
-                <w:sz w:val="20"/>
-                <w:szCs w:val="20"/>
-              </w:rPr>
-              <w:t>9</w:t>
-            </w:r>
-            <w:r>
-              <w:rPr>
-                <w:color w:val="000000"/>
-                <w:sz w:val="20"/>
-                <w:szCs w:val="20"/>
-              </w:rPr>
-              <w:t xml:space="preserve">,000 – </w:t>
-            </w:r>
-            <w:r>
-              <w:rPr>
-                <w:color w:val="000000"/>
-                <w:sz w:val="20"/>
-                <w:szCs w:val="20"/>
-              </w:rPr>
-              <w:t>15</w:t>
-            </w:r>
-            <w:r>
-              <w:rPr>
-                <w:color w:val="000000"/>
-                <w:sz w:val="20"/>
-                <w:szCs w:val="20"/>
-              </w:rPr>
-              <w:t>,000</w:t>
+              <w:t>* (&lt;</w:t>
+            </w:r>
+            <w:r>
+              <w:rPr>
+                <w:color w:val="000000"/>
+                <w:sz w:val="20"/>
+                <w:szCs w:val="20"/>
+              </w:rPr>
+              <w:t>10,</w:t>
+            </w:r>
+            <w:r>
+              <w:rPr>
+                <w:color w:val="000000"/>
+                <w:sz w:val="20"/>
+                <w:szCs w:val="20"/>
+              </w:rPr>
+              <w:t>000 USD)</w:t>
             </w:r>
           </w:p>
         </w:tc>
       </w:tr>
       <w:tr>
-        <w:tblPrEx>
-          <w:tblCellMar>
-            <w:top w:w="0" w:type="dxa"/>
-            <w:bottom w:w="0" w:type="dxa"/>
-          </w:tblCellMar>
-        </w:tblPrEx>
         <w:tc>
           <w:tcPr>
             <w:tcW w:w="2800" w:type="dxa"/>
@@ -3485,7 +3604,7 @@
         </w:tc>
         <w:tc>
           <w:tcPr>
-            <w:tcW w:w="2200" w:type="dxa"/>
+            <w:tcW w:w="2096" w:type="dxa"/>
             <w:tcMar>
               <w:top w:w="80" w:type="dxa"/>
               <w:left w:w="120" w:type="dxa"/>
@@ -3543,7 +3662,7 @@
         </w:tc>
         <w:tc>
           <w:tcPr>
-            <w:tcW w:w="2200" w:type="dxa"/>
+            <w:tcW w:w="2335" w:type="dxa"/>
             <w:tcMar>
               <w:top w:w="80" w:type="dxa"/>
               <w:left w:w="120" w:type="dxa"/>
@@ -3619,12 +3738,6 @@
         </w:tc>
       </w:tr>
       <w:tr>
-        <w:tblPrEx>
-          <w:tblCellMar>
-            <w:top w:w="0" w:type="dxa"/>
-            <w:bottom w:w="0" w:type="dxa"/>
-          </w:tblCellMar>
-        </w:tblPrEx>
         <w:tc>
           <w:tcPr>
             <w:tcW w:w="2800" w:type="dxa"/>
@@ -3655,7 +3768,7 @@
         </w:tc>
         <w:tc>
           <w:tcPr>
-            <w:tcW w:w="2200" w:type="dxa"/>
+            <w:tcW w:w="2096" w:type="dxa"/>
             <w:tcMar>
               <w:top w:w="80" w:type="dxa"/>
               <w:left w:w="120" w:type="dxa"/>
@@ -3681,7 +3794,7 @@
         </w:tc>
         <w:tc>
           <w:tcPr>
-            <w:tcW w:w="2200" w:type="dxa"/>
+            <w:tcW w:w="2335" w:type="dxa"/>
             <w:tcMar>
               <w:top w:w="80" w:type="dxa"/>
               <w:left w:w="120" w:type="dxa"/>
@@ -3733,12 +3846,6 @@
         </w:tc>
       </w:tr>
       <w:tr>
-        <w:tblPrEx>
-          <w:tblCellMar>
-            <w:top w:w="0" w:type="dxa"/>
-            <w:bottom w:w="0" w:type="dxa"/>
-          </w:tblCellMar>
-        </w:tblPrEx>
         <w:tc>
           <w:tcPr>
             <w:tcW w:w="2800" w:type="dxa"/>
@@ -3769,7 +3876,7 @@
         </w:tc>
         <w:tc>
           <w:tcPr>
-            <w:tcW w:w="2200" w:type="dxa"/>
+            <w:tcW w:w="2096" w:type="dxa"/>
             <w:tcMar>
               <w:top w:w="80" w:type="dxa"/>
               <w:left w:w="120" w:type="dxa"/>
@@ -3795,7 +3902,7 @@
         </w:tc>
         <w:tc>
           <w:tcPr>
-            <w:tcW w:w="2200" w:type="dxa"/>
+            <w:tcW w:w="2335" w:type="dxa"/>
             <w:tcMar>
               <w:top w:w="80" w:type="dxa"/>
               <w:left w:w="120" w:type="dxa"/>
@@ -3899,7 +4006,7 @@
           <w:sz w:val="20"/>
           <w:szCs w:val="20"/>
         </w:rPr>
-        <w:t xml:space="preserve">Development is carried out by a dedicated two-person team. Prices are indicative ranges; a fixed quotation will be </w:t>
+        <w:t xml:space="preserve">(*) </w:t>
       </w:r>
       <w:r>
         <w:rPr>
@@ -3907,7 +4014,7 @@
           <w:sz w:val="20"/>
           <w:szCs w:val="20"/>
         </w:rPr>
-        <w:t xml:space="preserve">negotiated </w:t>
+        <w:t xml:space="preserve">Development is carried out by a dedicated two-person team. </w:t>
       </w:r>
       <w:r>
         <w:rPr>
@@ -3915,7 +4022,7 @@
           <w:sz w:val="20"/>
           <w:szCs w:val="20"/>
         </w:rPr>
-        <w:t xml:space="preserve">after the requirements </w:t>
+        <w:t>A</w:t>
       </w:r>
       <w:r>
         <w:rPr>
@@ -3923,7 +4030,7 @@
           <w:sz w:val="20"/>
           <w:szCs w:val="20"/>
         </w:rPr>
-        <w:t xml:space="preserve">session meeting </w:t>
+        <w:t xml:space="preserve"> fixed quotation will be </w:t>
       </w:r>
       <w:r>
         <w:rPr>
@@ -3931,20 +4038,15 @@
           <w:sz w:val="20"/>
           <w:szCs w:val="20"/>
         </w:rPr>
-        <w:t xml:space="preserve">(see Next Steps). </w:t>
-      </w:r>
-    </w:p>
-    <w:p>
-      <w:pPr>
-        <w:spacing w:after="160"/>
-      </w:pPr>
+        <w:t xml:space="preserve">negotiated </w:t>
+      </w:r>
       <w:r>
         <w:rPr>
           <w:color w:val="595959"/>
           <w:sz w:val="20"/>
           <w:szCs w:val="20"/>
         </w:rPr>
-        <w:t xml:space="preserve">Monthly operating costs are estimated </w:t>
+        <w:t xml:space="preserve">after the requirements </w:t>
       </w:r>
       <w:r>
         <w:rPr>
@@ -3952,7 +4054,7 @@
           <w:sz w:val="20"/>
           <w:szCs w:val="20"/>
         </w:rPr>
-        <w:t>assuming</w:t>
+        <w:t xml:space="preserve">session meeting </w:t>
       </w:r>
       <w:r>
         <w:rPr>
@@ -3960,15 +4062,20 @@
           <w:sz w:val="20"/>
           <w:szCs w:val="20"/>
         </w:rPr>
-        <w:t xml:space="preserve"> 200–400 garments per day and include all cloud services — there are no hidden per-user </w:t>
-      </w:r>
+        <w:t xml:space="preserve">(see Next Steps). </w:t>
+      </w:r>
+    </w:p>
+    <w:p>
+      <w:pPr>
+        <w:spacing w:after="160"/>
+      </w:pPr>
       <w:r>
         <w:rPr>
           <w:color w:val="595959"/>
           <w:sz w:val="20"/>
           <w:szCs w:val="20"/>
         </w:rPr>
-        <w:t>license</w:t>
+        <w:t xml:space="preserve">Monthly operating costs are estimated </w:t>
       </w:r>
       <w:r>
         <w:rPr>
@@ -3976,181 +4083,31 @@
           <w:sz w:val="20"/>
           <w:szCs w:val="20"/>
         </w:rPr>
+        <w:t>assuming</w:t>
+      </w:r>
+      <w:r>
+        <w:rPr>
+          <w:color w:val="595959"/>
+          <w:sz w:val="20"/>
+          <w:szCs w:val="20"/>
+        </w:rPr>
+        <w:t xml:space="preserve"> 200–400 garments per day and include all cloud services — there are no hidden per-user </w:t>
+      </w:r>
+      <w:r>
+        <w:rPr>
+          <w:color w:val="595959"/>
+          <w:sz w:val="20"/>
+          <w:szCs w:val="20"/>
+        </w:rPr>
+        <w:t>license</w:t>
+      </w:r>
+      <w:r>
+        <w:rPr>
+          <w:color w:val="595959"/>
+          <w:sz w:val="20"/>
+          <w:szCs w:val="20"/>
+        </w:rPr>
         <w:t xml:space="preserve"> fees.</w:t>
-      </w:r>
-    </w:p>
-    <w:p>
-      <w:pPr>
-        <w:pStyle w:val="Heading1"/>
-        <w:spacing w:before="320" w:after="200"/>
-      </w:pPr>
-      <w:r>
-        <w:rPr>
-          <w:b/>
-          <w:bCs/>
-          <w:color w:val="1F3A5F"/>
-        </w:rPr>
-        <w:t>6. Included in Every Option</w:t>
-      </w:r>
-      <w:r>
-        <w:rPr>
-          <w:b/>
-          <w:bCs/>
-          <w:color w:val="1F3A5F"/>
-        </w:rPr>
-        <w:t xml:space="preserve"> (no extra charge)</w:t>
-      </w:r>
-    </w:p>
-    <w:p>
-      <w:pPr>
-        <w:pStyle w:val="ListParagraph"/>
-        <w:numPr>
-          <w:ilvl w:val="0"/>
-          <w:numId w:val="4"/>
-        </w:numPr>
-        <w:spacing w:after="100"/>
-      </w:pPr>
-      <w:r>
-        <w:rPr>
-          <w:color w:val="000000"/>
-        </w:rPr>
-        <w:t>Cloud hosting — no servers, computers or IT staff required at your premises.</w:t>
-      </w:r>
-    </w:p>
-    <w:p>
-      <w:pPr>
-        <w:pStyle w:val="ListParagraph"/>
-        <w:numPr>
-          <w:ilvl w:val="0"/>
-          <w:numId w:val="4"/>
-        </w:numPr>
-        <w:spacing w:after="100"/>
-      </w:pPr>
-      <w:r>
-        <w:rPr>
-          <w:color w:val="000000"/>
-        </w:rPr>
-        <w:t>Fully remote maintenance, updates and support by the development team.</w:t>
-      </w:r>
-    </w:p>
-    <w:p>
-      <w:pPr>
-        <w:pStyle w:val="ListParagraph"/>
-        <w:numPr>
-          <w:ilvl w:val="0"/>
-          <w:numId w:val="4"/>
-        </w:numPr>
-        <w:spacing w:after="100"/>
-      </w:pPr>
-      <w:r>
-        <w:rPr>
-          <w:color w:val="000000"/>
-        </w:rPr>
-        <w:t>Your data remains your property, exportable at any time in standard formats.</w:t>
-      </w:r>
-    </w:p>
-    <w:p>
-      <w:pPr>
-        <w:pStyle w:val="ListParagraph"/>
-        <w:numPr>
-          <w:ilvl w:val="0"/>
-          <w:numId w:val="4"/>
-        </w:numPr>
-        <w:spacing w:after="100"/>
-      </w:pPr>
-      <w:r>
-        <w:rPr>
-          <w:color w:val="000000"/>
-        </w:rPr>
-        <w:t>Photos stored alongside each record as visual proof of every reading.</w:t>
-      </w:r>
-    </w:p>
-    <w:p>
-      <w:pPr>
-        <w:pStyle w:val="ListParagraph"/>
-        <w:numPr>
-          <w:ilvl w:val="0"/>
-          <w:numId w:val="4"/>
-        </w:numPr>
-        <w:spacing w:after="100"/>
-      </w:pPr>
-      <w:r>
-        <w:rPr>
-          <w:color w:val="000000"/>
-        </w:rPr>
-        <w:t>Operator training session and a simple illustrated user guide.</w:t>
-      </w:r>
-    </w:p>
-    <w:p>
-      <w:pPr>
-        <w:pStyle w:val="ListParagraph"/>
-        <w:numPr>
-          <w:ilvl w:val="0"/>
-          <w:numId w:val="4"/>
-        </w:numPr>
-        <w:spacing w:after="100"/>
-      </w:pPr>
-      <w:r>
-        <w:rPr>
-          <w:color w:val="000000"/>
-        </w:rPr>
-        <w:t>Multi-language label support — the AI reads labels in all common languages.</w:t>
-      </w:r>
-    </w:p>
-    <w:p>
-      <w:pPr>
-        <w:pStyle w:val="ListParagraph"/>
-        <w:numPr>
-          <w:ilvl w:val="0"/>
-          <w:numId w:val="4"/>
-        </w:numPr>
-        <w:spacing w:after="100"/>
-      </w:pPr>
-      <w:r>
-        <w:rPr>
-          <w:color w:val="000000"/>
-        </w:rPr>
-        <w:t>A two-week pilot period after delivery, with adjustments included.</w:t>
-      </w:r>
-    </w:p>
-    <w:p>
-      <w:pPr>
-        <w:pStyle w:val="ListParagraph"/>
-        <w:numPr>
-          <w:ilvl w:val="0"/>
-          <w:numId w:val="4"/>
-        </w:numPr>
-        <w:spacing w:after="100"/>
-      </w:pPr>
-      <w:r>
-        <w:rPr>
-          <w:color w:val="000000"/>
-        </w:rPr>
-        <w:t xml:space="preserve">All services are maintained / debugging </w:t>
-      </w:r>
-      <w:r>
-        <w:rPr>
-          <w:color w:val="000000"/>
-        </w:rPr>
-        <w:t xml:space="preserve">for </w:t>
-      </w:r>
-      <w:r>
-        <w:rPr>
-          <w:color w:val="000000"/>
-        </w:rPr>
-        <w:t>6</w:t>
-      </w:r>
-      <w:r>
-        <w:rPr>
-          <w:color w:val="000000"/>
-        </w:rPr>
-        <w:t xml:space="preserve"> months free of charge (terms and conditions apply)</w:t>
-      </w:r>
-      <w:r>
-        <w:rPr>
-          <w:color w:val="000000"/>
-        </w:rPr>
-        <w:t>.</w:t>
       </w:r>
     </w:p>
     <w:p>
@@ -4177,13 +4134,27 @@
         <w:spacing w:after="100"/>
       </w:pPr>
       <w:r>
-        <w:t xml:space="preserve">A short requirements </w:t>
+        <w:t xml:space="preserve">A </w:t>
+      </w:r>
+      <w:proofErr w:type="gramStart"/>
+      <w:r>
+        <w:t>short requirements</w:t>
+      </w:r>
+      <w:proofErr w:type="gramEnd"/>
+      <w:r>
+        <w:t xml:space="preserve"> </w:t>
       </w:r>
       <w:r>
         <w:t>meeting</w:t>
       </w:r>
       <w:r>
-        <w:t xml:space="preserve"> (2–3 hours, online) to confirm the exact data fields, report formats and </w:t>
+        <w:t xml:space="preserve"> (</w:t>
+      </w:r>
+      <w:r>
+        <w:t>1-2</w:t>
+      </w:r>
+      <w:r>
+        <w:t xml:space="preserve"> hours, online) to confirm the exact data fields, report formats and </w:t>
       </w:r>
       <w:r>
         <w:t>interfaces you need</w:t>
@@ -4270,15 +4241,33 @@
           <w:iCs/>
           <w:color w:val="1F3A5F"/>
         </w:rPr>
-        <w:t xml:space="preserve">We suggest to </w:t>
-      </w:r>
+        <w:t xml:space="preserve">We suggest </w:t>
+      </w:r>
+      <w:proofErr w:type="gramStart"/>
       <w:r>
         <w:rPr>
           <w:i/>
           <w:iCs/>
           <w:color w:val="1F3A5F"/>
         </w:rPr>
-        <w:t xml:space="preserve">start with Option B and treat Option C as a planned second phase once daily volumes justify </w:t>
+        <w:t xml:space="preserve">to </w:t>
+      </w:r>
+      <w:r>
+        <w:rPr>
+          <w:i/>
+          <w:iCs/>
+          <w:color w:val="1F3A5F"/>
+        </w:rPr>
+        <w:t>start</w:t>
+      </w:r>
+      <w:proofErr w:type="gramEnd"/>
+      <w:r>
+        <w:rPr>
+          <w:i/>
+          <w:iCs/>
+          <w:color w:val="1F3A5F"/>
+        </w:rPr>
+        <w:t xml:space="preserve"> with Option B and treat Option C as a planned second phase once daily volumes justify </w:t>
       </w:r>
       <w:r>
         <w:rPr>
